--- a/appendix/Doc-GZ - 20260413 - v3 (by 20260414).docx
+++ b/appendix/Doc-GZ - 20260413 - v3 (by 20260414).docx
@@ -9971,9 +9971,11 @@
       <w:r>
         <w:t>()</w:t>
       </w:r>
+      <w:proofErr w:type="gramStart"/>
       <w:r>
         <w:t>”</w:t>
       </w:r>
+      <w:proofErr w:type="gramEnd"/>
       <w:r>
         <w:rPr>
           <w:rFonts w:hint="eastAsia"/>
@@ -10107,9 +10109,11 @@
       <w:r>
         <w:t>()</w:t>
       </w:r>
+      <w:proofErr w:type="gramStart"/>
       <w:r>
         <w:t>”</w:t>
       </w:r>
+      <w:proofErr w:type="gramEnd"/>
       <w:r>
         <w:rPr>
           <w:rFonts w:hint="eastAsia"/>
@@ -21681,7 +21685,7 @@
               <w:pStyle w:val="HTML"/>
               <w:rPr>
                 <w:rStyle w:val="a7"/>
-                <w:rFonts w:asciiTheme="minorHAnsi" w:eastAsiaTheme="minorEastAsia" w:hAnsiTheme="minorHAnsi" w:cstheme="minorHAnsi" w:hint="eastAsia"/>
+                <w:rFonts w:asciiTheme="minorHAnsi" w:eastAsiaTheme="minorEastAsia" w:hAnsiTheme="minorHAnsi" w:cstheme="minorHAnsi"/>
                 <w:color w:val="auto"/>
                 <w:sz w:val="22"/>
                 <w:szCs w:val="22"/>
@@ -21835,7 +21839,7 @@
             <w:pPr>
               <w:pStyle w:val="HTML"/>
               <w:rPr>
-                <w:rFonts w:asciiTheme="minorHAnsi" w:eastAsiaTheme="minorEastAsia" w:hAnsiTheme="minorHAnsi" w:cstheme="minorHAnsi" w:hint="eastAsia"/>
+                <w:rFonts w:asciiTheme="minorHAnsi" w:eastAsiaTheme="minorEastAsia" w:hAnsiTheme="minorHAnsi" w:cstheme="minorHAnsi"/>
                 <w:sz w:val="22"/>
                 <w:szCs w:val="22"/>
               </w:rPr>
@@ -21948,6 +21952,7 @@
             <w:r>
               <w:rPr>
                 <w:rFonts w:asciiTheme="minorHAnsi" w:eastAsiaTheme="minorEastAsia" w:hAnsiTheme="minorHAnsi" w:cstheme="minorHAnsi"/>
+                <w:noProof/>
                 <w:sz w:val="22"/>
                 <w:szCs w:val="22"/>
               </w:rPr>
@@ -23242,6 +23247,27 @@
               <w:t>prepare_wallet_user1_org2.py</w:t>
             </w:r>
           </w:p>
+          <w:p>
+            <w:pPr>
+              <w:rPr>
+                <w:rFonts w:hint="eastAsia"/>
+                <w:bCs/>
+              </w:rPr>
+            </w:pPr>
+            <w:r>
+              <w:rPr>
+                <w:rFonts w:hint="eastAsia"/>
+                <w:bCs/>
+              </w:rPr>
+              <w:t>$</w:t>
+            </w:r>
+            <w:r>
+              <w:rPr>
+                <w:bCs/>
+              </w:rPr>
+              <w:t xml:space="preserve"> ./all.sh</w:t>
+            </w:r>
+          </w:p>
         </w:tc>
       </w:tr>
     </w:tbl>
@@ -23296,6 +23322,7 @@
                 <w:rFonts w:hint="eastAsia"/>
                 <w:bCs/>
               </w:rPr>
+              <w:lastRenderedPageBreak/>
               <w:t>$</w:t>
             </w:r>
             <w:r>
@@ -23317,7 +23344,6 @@
                 <w:rFonts w:hint="eastAsia"/>
                 <w:bCs/>
               </w:rPr>
-              <w:lastRenderedPageBreak/>
               <w:t>$</w:t>
             </w:r>
             <w:r>
@@ -24650,7 +24676,6 @@
         <w:rPr>
           <w:rFonts w:hint="eastAsia"/>
         </w:rPr>
-        <w:lastRenderedPageBreak/>
         <w:t>通过</w:t>
       </w:r>
       <w:r>
@@ -25091,6 +25116,7 @@
         <w:rPr>
           <w:rFonts w:hint="eastAsia"/>
         </w:rPr>
+        <w:lastRenderedPageBreak/>
         <w:t>然后，将</w:t>
       </w:r>
       <w:proofErr w:type="spellStart"/>
@@ -25127,7 +25153,6 @@
           <w:rFonts w:hint="eastAsia"/>
           <w:b/>
         </w:rPr>
-        <w:lastRenderedPageBreak/>
         <w:t>第四</w:t>
       </w:r>
       <w:r>
